--- a/ML.docx
+++ b/ML.docx
@@ -7,7 +7,7 @@
         <w:spacing w:after="0" w:line="240" w:lineRule="auto"/>
         <w:jc w:val="center"/>
         <w:rPr>
-          <w:rFonts w:ascii="树上的向日葵" w:eastAsia="树上的向日葵"/>
+          <w:rFonts w:ascii="树上的向日葵" w:eastAsia="树上的向日葵" w:hint="eastAsia"/>
           <w:sz w:val="72"/>
           <w:szCs w:val="96"/>
         </w:rPr>
@@ -25,17 +25,25 @@
       <w:pPr>
         <w:spacing w:after="0" w:line="240" w:lineRule="auto"/>
         <w:rPr>
-          <w:rFonts w:hint="eastAsia"/>
-          <w:sz w:val="72"/>
-          <w:szCs w:val="96"/>
+          <w:rFonts w:ascii="仿宋" w:eastAsia="仿宋" w:hAnsi="仿宋"/>
+          <w:sz w:val="48"/>
+          <w:szCs w:val="48"/>
         </w:rPr>
       </w:pPr>
       <w:r>
         <w:rPr>
-          <w:rFonts w:hint="eastAsia"/>
+          <w:rFonts w:ascii="树上的向日葵" w:eastAsia="树上的向日葵" w:hint="eastAsia"/>
+          <w:sz w:val="48"/>
+          <w:szCs w:val="48"/>
+        </w:rPr>
+        <w:t>相遇</w:t>
+      </w:r>
+      <w:r>
+        <w:rPr>
+          <w:rFonts w:ascii="树上的向日葵" w:eastAsia="树上的向日葵" w:hint="eastAsia"/>
           <w:noProof/>
-          <w:sz w:val="72"/>
-          <w:szCs w:val="96"/>
+          <w:sz w:val="48"/>
+          <w:szCs w:val="48"/>
         </w:rPr>
         <w:drawing>
           <wp:anchor distT="0" distB="0" distL="114300" distR="114300" simplePos="0" relativeHeight="251658240" behindDoc="1" locked="0" layoutInCell="1" allowOverlap="1" wp14:anchorId="2F92E1AC" wp14:editId="0088A83B">
@@ -92,6 +100,668 @@
             </wp14:sizeRelV>
           </wp:anchor>
         </w:drawing>
+      </w:r>
+      <w:r>
+        <w:rPr>
+          <w:rFonts w:ascii="树上的向日葵" w:eastAsia="树上的向日葵"/>
+          <w:sz w:val="48"/>
+          <w:szCs w:val="48"/>
+        </w:rPr>
+        <w:t>……</w:t>
+      </w:r>
+      <w:proofErr w:type="gramStart"/>
+      <w:r>
+        <w:rPr>
+          <w:rFonts w:ascii="树上的向日葵" w:eastAsia="树上的向日葵"/>
+          <w:sz w:val="48"/>
+          <w:szCs w:val="48"/>
+        </w:rPr>
+        <w:t>…………………………………………………………………</w:t>
+      </w:r>
+      <w:proofErr w:type="gramEnd"/>
+      <w:r>
+        <w:rPr>
+          <w:rFonts w:ascii="树上的向日葵" w:eastAsia="树上的向日葵" w:hAnsi="仿宋" w:hint="eastAsia"/>
+          <w:sz w:val="48"/>
+          <w:szCs w:val="48"/>
+        </w:rPr>
+        <w:t>1</w:t>
+      </w:r>
+    </w:p>
+    <w:p>
+      <w:pPr>
+        <w:spacing w:after="0" w:line="240" w:lineRule="auto"/>
+        <w:rPr>
+          <w:rFonts w:ascii="宋体" w:eastAsia="宋体" w:hAnsi="宋体"/>
+          <w:sz w:val="48"/>
+          <w:szCs w:val="48"/>
+        </w:rPr>
+      </w:pPr>
+      <w:r>
+        <w:rPr>
+          <w:rFonts w:ascii="树上的向日葵" w:eastAsia="树上的向日葵"/>
+          <w:sz w:val="48"/>
+          <w:szCs w:val="48"/>
+        </w:rPr>
+        <w:t>七年级，我多了</w:t>
+      </w:r>
+      <w:proofErr w:type="gramStart"/>
+      <w:r>
+        <w:rPr>
+          <w:rFonts w:ascii="树上的向日葵" w:eastAsia="树上的向日葵"/>
+          <w:sz w:val="48"/>
+          <w:szCs w:val="48"/>
+        </w:rPr>
+        <w:t>份压力</w:t>
+      </w:r>
+      <w:proofErr w:type="gramEnd"/>
+      <w:r>
+        <w:rPr>
+          <w:rFonts w:ascii="树上的向日葵" w:eastAsia="树上的向日葵"/>
+          <w:sz w:val="48"/>
+          <w:szCs w:val="48"/>
+        </w:rPr>
+        <w:t>……</w:t>
+      </w:r>
+      <w:proofErr w:type="gramStart"/>
+      <w:r>
+        <w:rPr>
+          <w:rFonts w:ascii="树上的向日葵" w:eastAsia="树上的向日葵"/>
+          <w:sz w:val="48"/>
+          <w:szCs w:val="48"/>
+        </w:rPr>
+        <w:t>………………………………</w:t>
+      </w:r>
+      <w:proofErr w:type="gramEnd"/>
+      <w:r>
+        <w:rPr>
+          <w:rFonts w:ascii="树上的向日葵" w:eastAsia="树上的向日葵"/>
+          <w:sz w:val="48"/>
+          <w:szCs w:val="48"/>
+        </w:rPr>
+        <w:t>……</w:t>
+      </w:r>
+      <w:r>
+        <w:rPr>
+          <w:rFonts w:ascii="树上的向日葵" w:eastAsia="树上的向日葵" w:hAnsi="宋体" w:hint="eastAsia"/>
+          <w:sz w:val="48"/>
+          <w:szCs w:val="48"/>
+        </w:rPr>
+        <w:t>2</w:t>
+      </w:r>
+    </w:p>
+    <w:p>
+      <w:pPr>
+        <w:spacing w:after="0" w:line="240" w:lineRule="auto"/>
+        <w:rPr>
+          <w:rFonts w:ascii="树上的向日葵" w:eastAsia="树上的向日葵"/>
+          <w:sz w:val="48"/>
+          <w:szCs w:val="48"/>
+        </w:rPr>
+      </w:pPr>
+      <w:r>
+        <w:rPr>
+          <w:rFonts w:ascii="树上的向日葵" w:eastAsia="树上的向日葵"/>
+          <w:sz w:val="48"/>
+          <w:szCs w:val="48"/>
+        </w:rPr>
+        <w:t>想念玉</w:t>
+      </w:r>
+      <w:proofErr w:type="gramStart"/>
+      <w:r>
+        <w:rPr>
+          <w:rFonts w:ascii="树上的向日葵" w:eastAsia="树上的向日葵"/>
+          <w:sz w:val="48"/>
+          <w:szCs w:val="48"/>
+        </w:rPr>
+        <w:t>玉</w:t>
+      </w:r>
+      <w:proofErr w:type="gramEnd"/>
+      <w:r>
+        <w:rPr>
+          <w:rFonts w:ascii="树上的向日葵" w:eastAsia="树上的向日葵"/>
+          <w:sz w:val="48"/>
+          <w:szCs w:val="48"/>
+        </w:rPr>
+        <w:t>……</w:t>
+      </w:r>
+      <w:proofErr w:type="gramStart"/>
+      <w:r>
+        <w:rPr>
+          <w:rFonts w:ascii="树上的向日葵" w:eastAsia="树上的向日葵"/>
+          <w:sz w:val="48"/>
+          <w:szCs w:val="48"/>
+        </w:rPr>
+        <w:t>……………………………………………………</w:t>
+      </w:r>
+      <w:proofErr w:type="gramEnd"/>
+      <w:r>
+        <w:rPr>
+          <w:rFonts w:ascii="树上的向日葵" w:eastAsia="树上的向日葵"/>
+          <w:sz w:val="48"/>
+          <w:szCs w:val="48"/>
+        </w:rPr>
+        <w:t>……</w:t>
+      </w:r>
+      <w:r>
+        <w:rPr>
+          <w:rFonts w:ascii="树上的向日葵" w:eastAsia="树上的向日葵" w:hint="eastAsia"/>
+          <w:sz w:val="48"/>
+          <w:szCs w:val="48"/>
+        </w:rPr>
+        <w:t>3</w:t>
+      </w:r>
+    </w:p>
+    <w:p>
+      <w:pPr>
+        <w:spacing w:after="0" w:line="240" w:lineRule="auto"/>
+        <w:rPr>
+          <w:rFonts w:ascii="树上的向日葵" w:eastAsia="树上的向日葵"/>
+          <w:sz w:val="48"/>
+          <w:szCs w:val="48"/>
+        </w:rPr>
+      </w:pPr>
+      <w:r>
+        <w:rPr>
+          <w:rFonts w:ascii="树上的向日葵" w:eastAsia="树上的向日葵"/>
+          <w:sz w:val="48"/>
+          <w:szCs w:val="48"/>
+        </w:rPr>
+        <w:t>那一次，我学会了坚持</w:t>
+      </w:r>
+      <w:r>
+        <w:rPr>
+          <w:rFonts w:ascii="树上的向日葵" w:eastAsia="树上的向日葵"/>
+          <w:sz w:val="48"/>
+          <w:szCs w:val="48"/>
+        </w:rPr>
+        <w:t>……</w:t>
+      </w:r>
+      <w:proofErr w:type="gramStart"/>
+      <w:r>
+        <w:rPr>
+          <w:rFonts w:ascii="树上的向日葵" w:eastAsia="树上的向日葵"/>
+          <w:sz w:val="48"/>
+          <w:szCs w:val="48"/>
+        </w:rPr>
+        <w:t>………………………………</w:t>
+      </w:r>
+      <w:proofErr w:type="gramEnd"/>
+      <w:r>
+        <w:rPr>
+          <w:rFonts w:ascii="树上的向日葵" w:eastAsia="树上的向日葵"/>
+          <w:sz w:val="48"/>
+          <w:szCs w:val="48"/>
+        </w:rPr>
+        <w:t>…</w:t>
+      </w:r>
+      <w:r>
+        <w:rPr>
+          <w:rFonts w:ascii="树上的向日葵" w:eastAsia="树上的向日葵" w:hint="eastAsia"/>
+          <w:sz w:val="48"/>
+          <w:szCs w:val="48"/>
+        </w:rPr>
+        <w:t>4</w:t>
+      </w:r>
+    </w:p>
+    <w:p>
+      <w:pPr>
+        <w:spacing w:after="0" w:line="240" w:lineRule="auto"/>
+        <w:rPr>
+          <w:rFonts w:ascii="树上的向日葵" w:eastAsia="树上的向日葵"/>
+          <w:sz w:val="48"/>
+          <w:szCs w:val="48"/>
+        </w:rPr>
+      </w:pPr>
+      <w:r>
+        <w:rPr>
+          <w:rFonts w:ascii="树上的向日葵" w:eastAsia="树上的向日葵"/>
+          <w:sz w:val="48"/>
+          <w:szCs w:val="48"/>
+        </w:rPr>
+        <w:t>我也在发光</w:t>
+      </w:r>
+      <w:r>
+        <w:rPr>
+          <w:rFonts w:ascii="树上的向日葵" w:eastAsia="树上的向日葵"/>
+          <w:sz w:val="48"/>
+          <w:szCs w:val="48"/>
+        </w:rPr>
+        <w:t>……</w:t>
+      </w:r>
+      <w:proofErr w:type="gramStart"/>
+      <w:r>
+        <w:rPr>
+          <w:rFonts w:ascii="树上的向日葵" w:eastAsia="树上的向日葵"/>
+          <w:sz w:val="48"/>
+          <w:szCs w:val="48"/>
+        </w:rPr>
+        <w:t>……………………………………………………</w:t>
+      </w:r>
+      <w:proofErr w:type="gramEnd"/>
+      <w:r>
+        <w:rPr>
+          <w:rFonts w:ascii="树上的向日葵" w:eastAsia="树上的向日葵"/>
+          <w:sz w:val="48"/>
+          <w:szCs w:val="48"/>
+        </w:rPr>
+        <w:t>…</w:t>
+      </w:r>
+      <w:r>
+        <w:rPr>
+          <w:rFonts w:ascii="树上的向日葵" w:eastAsia="树上的向日葵" w:hint="eastAsia"/>
+          <w:sz w:val="48"/>
+          <w:szCs w:val="48"/>
+        </w:rPr>
+        <w:t>5</w:t>
+      </w:r>
+    </w:p>
+    <w:p>
+      <w:pPr>
+        <w:spacing w:after="0" w:line="240" w:lineRule="auto"/>
+        <w:rPr>
+          <w:rFonts w:ascii="树上的向日葵" w:eastAsia="树上的向日葵"/>
+          <w:sz w:val="48"/>
+          <w:szCs w:val="48"/>
+        </w:rPr>
+      </w:pPr>
+      <w:r>
+        <w:rPr>
+          <w:rFonts w:ascii="树上的向日葵" w:eastAsia="树上的向日葵"/>
+          <w:sz w:val="48"/>
+          <w:szCs w:val="48"/>
+        </w:rPr>
+        <w:t>我的心愿</w:t>
+      </w:r>
+      <w:r>
+        <w:rPr>
+          <w:rFonts w:ascii="树上的向日葵" w:eastAsia="树上的向日葵"/>
+          <w:sz w:val="48"/>
+          <w:szCs w:val="48"/>
+        </w:rPr>
+        <w:t>……</w:t>
+      </w:r>
+      <w:proofErr w:type="gramStart"/>
+      <w:r>
+        <w:rPr>
+          <w:rFonts w:ascii="树上的向日葵" w:eastAsia="树上的向日葵"/>
+          <w:sz w:val="48"/>
+          <w:szCs w:val="48"/>
+        </w:rPr>
+        <w:t>……………………………………………………</w:t>
+      </w:r>
+      <w:proofErr w:type="gramEnd"/>
+      <w:r>
+        <w:rPr>
+          <w:rFonts w:ascii="树上的向日葵" w:eastAsia="树上的向日葵"/>
+          <w:sz w:val="48"/>
+          <w:szCs w:val="48"/>
+        </w:rPr>
+        <w:t>……</w:t>
+      </w:r>
+      <w:r>
+        <w:rPr>
+          <w:rFonts w:ascii="树上的向日葵" w:eastAsia="树上的向日葵" w:hint="eastAsia"/>
+          <w:sz w:val="48"/>
+          <w:szCs w:val="48"/>
+        </w:rPr>
+        <w:t>6</w:t>
+      </w:r>
+    </w:p>
+    <w:p>
+      <w:pPr>
+        <w:spacing w:after="0" w:line="240" w:lineRule="auto"/>
+        <w:rPr>
+          <w:rFonts w:ascii="树上的向日葵" w:eastAsia="树上的向日葵"/>
+          <w:sz w:val="48"/>
+          <w:szCs w:val="48"/>
+        </w:rPr>
+      </w:pPr>
+      <w:r>
+        <w:rPr>
+          <w:rFonts w:ascii="树上的向日葵" w:eastAsia="树上的向日葵" w:hint="eastAsia"/>
+          <w:sz w:val="48"/>
+          <w:szCs w:val="48"/>
+        </w:rPr>
+        <w:t>秋</w:t>
+      </w:r>
+      <w:r>
+        <w:rPr>
+          <w:rFonts w:ascii="树上的向日葵" w:eastAsia="树上的向日葵"/>
+          <w:sz w:val="48"/>
+          <w:szCs w:val="48"/>
+        </w:rPr>
+        <w:t>……</w:t>
+      </w:r>
+      <w:proofErr w:type="gramStart"/>
+      <w:r>
+        <w:rPr>
+          <w:rFonts w:ascii="树上的向日葵" w:eastAsia="树上的向日葵"/>
+          <w:sz w:val="48"/>
+          <w:szCs w:val="48"/>
+        </w:rPr>
+        <w:t>………………………………………………………………</w:t>
+      </w:r>
+      <w:proofErr w:type="gramEnd"/>
+      <w:r>
+        <w:rPr>
+          <w:rFonts w:ascii="树上的向日葵" w:eastAsia="树上的向日葵"/>
+          <w:sz w:val="48"/>
+          <w:szCs w:val="48"/>
+        </w:rPr>
+        <w:t>……</w:t>
+      </w:r>
+      <w:r>
+        <w:rPr>
+          <w:rFonts w:ascii="树上的向日葵" w:eastAsia="树上的向日葵" w:hint="eastAsia"/>
+          <w:sz w:val="48"/>
+          <w:szCs w:val="48"/>
+        </w:rPr>
+        <w:t>7</w:t>
+      </w:r>
+    </w:p>
+    <w:p>
+      <w:pPr>
+        <w:spacing w:after="0" w:line="240" w:lineRule="auto"/>
+        <w:rPr>
+          <w:rFonts w:ascii="树上的向日葵" w:eastAsia="树上的向日葵"/>
+          <w:sz w:val="48"/>
+          <w:szCs w:val="48"/>
+        </w:rPr>
+      </w:pPr>
+      <w:r>
+        <w:rPr>
+          <w:rFonts w:ascii="树上的向日葵" w:eastAsia="树上的向日葵"/>
+          <w:sz w:val="48"/>
+          <w:szCs w:val="48"/>
+        </w:rPr>
+        <w:t>那一次,我真愧疚</w:t>
+      </w:r>
+      <w:r>
+        <w:rPr>
+          <w:rFonts w:ascii="树上的向日葵" w:eastAsia="树上的向日葵"/>
+          <w:sz w:val="48"/>
+          <w:szCs w:val="48"/>
+        </w:rPr>
+        <w:t>……</w:t>
+      </w:r>
+      <w:proofErr w:type="gramStart"/>
+      <w:r>
+        <w:rPr>
+          <w:rFonts w:ascii="树上的向日葵" w:eastAsia="树上的向日葵"/>
+          <w:sz w:val="48"/>
+          <w:szCs w:val="48"/>
+        </w:rPr>
+        <w:t>…………………………………………</w:t>
+      </w:r>
+      <w:proofErr w:type="gramEnd"/>
+      <w:r>
+        <w:rPr>
+          <w:rFonts w:ascii="树上的向日葵" w:eastAsia="树上的向日葵"/>
+          <w:sz w:val="48"/>
+          <w:szCs w:val="48"/>
+        </w:rPr>
+        <w:t>…</w:t>
+      </w:r>
+      <w:r>
+        <w:rPr>
+          <w:rFonts w:ascii="树上的向日葵" w:eastAsia="树上的向日葵" w:hint="eastAsia"/>
+          <w:sz w:val="48"/>
+          <w:szCs w:val="48"/>
+        </w:rPr>
+        <w:t>8</w:t>
+      </w:r>
+    </w:p>
+    <w:p>
+      <w:pPr>
+        <w:spacing w:after="0" w:line="240" w:lineRule="auto"/>
+        <w:rPr>
+          <w:rFonts w:ascii="树上的向日葵" w:eastAsia="树上的向日葵"/>
+          <w:sz w:val="48"/>
+          <w:szCs w:val="48"/>
+        </w:rPr>
+      </w:pPr>
+      <w:r>
+        <w:rPr>
+          <w:rFonts w:ascii="树上的向日葵" w:eastAsia="树上的向日葵"/>
+          <w:sz w:val="48"/>
+          <w:szCs w:val="48"/>
+        </w:rPr>
+        <w:t>我的好朋友</w:t>
+      </w:r>
+      <w:r>
+        <w:rPr>
+          <w:rFonts w:ascii="树上的向日葵" w:eastAsia="树上的向日葵"/>
+          <w:sz w:val="48"/>
+          <w:szCs w:val="48"/>
+        </w:rPr>
+        <w:t>……</w:t>
+      </w:r>
+      <w:proofErr w:type="gramStart"/>
+      <w:r>
+        <w:rPr>
+          <w:rFonts w:ascii="树上的向日葵" w:eastAsia="树上的向日葵"/>
+          <w:sz w:val="48"/>
+          <w:szCs w:val="48"/>
+        </w:rPr>
+        <w:t>……………………………………………………</w:t>
+      </w:r>
+      <w:proofErr w:type="gramEnd"/>
+      <w:r>
+        <w:rPr>
+          <w:rFonts w:ascii="树上的向日葵" w:eastAsia="树上的向日葵"/>
+          <w:sz w:val="48"/>
+          <w:szCs w:val="48"/>
+        </w:rPr>
+        <w:t>…</w:t>
+      </w:r>
+      <w:r>
+        <w:rPr>
+          <w:rFonts w:ascii="树上的向日葵" w:eastAsia="树上的向日葵" w:hint="eastAsia"/>
+          <w:sz w:val="48"/>
+          <w:szCs w:val="48"/>
+        </w:rPr>
+        <w:t>9</w:t>
+      </w:r>
+    </w:p>
+    <w:p>
+      <w:pPr>
+        <w:spacing w:after="0" w:line="240" w:lineRule="auto"/>
+        <w:rPr>
+          <w:rFonts w:ascii="树上的向日葵" w:eastAsia="树上的向日葵"/>
+          <w:sz w:val="48"/>
+          <w:szCs w:val="48"/>
+        </w:rPr>
+      </w:pPr>
+      <w:r>
+        <w:rPr>
+          <w:rFonts w:ascii="树上的向日葵" w:eastAsia="树上的向日葵"/>
+          <w:sz w:val="48"/>
+          <w:szCs w:val="48"/>
+        </w:rPr>
+        <w:t>平凡的微光</w:t>
+      </w:r>
+      <w:r>
+        <w:rPr>
+          <w:rFonts w:ascii="树上的向日葵" w:eastAsia="树上的向日葵"/>
+          <w:sz w:val="48"/>
+          <w:szCs w:val="48"/>
+        </w:rPr>
+        <w:t>……</w:t>
+      </w:r>
+      <w:proofErr w:type="gramStart"/>
+      <w:r>
+        <w:rPr>
+          <w:rFonts w:ascii="树上的向日葵" w:eastAsia="树上的向日葵"/>
+          <w:sz w:val="48"/>
+          <w:szCs w:val="48"/>
+        </w:rPr>
+        <w:t>………………………………………………</w:t>
+      </w:r>
+      <w:proofErr w:type="gramEnd"/>
+      <w:r>
+        <w:rPr>
+          <w:rFonts w:ascii="树上的向日葵" w:eastAsia="树上的向日葵"/>
+          <w:sz w:val="48"/>
+          <w:szCs w:val="48"/>
+        </w:rPr>
+        <w:t>……</w:t>
+      </w:r>
+      <w:r>
+        <w:rPr>
+          <w:rFonts w:ascii="树上的向日葵" w:eastAsia="树上的向日葵" w:hint="eastAsia"/>
+          <w:sz w:val="48"/>
+          <w:szCs w:val="48"/>
+        </w:rPr>
+        <w:t>10</w:t>
+      </w:r>
+    </w:p>
+    <w:p>
+      <w:pPr>
+        <w:spacing w:after="0" w:line="240" w:lineRule="auto"/>
+        <w:rPr>
+          <w:rFonts w:ascii="树上的向日葵" w:eastAsia="树上的向日葵"/>
+          <w:sz w:val="48"/>
+          <w:szCs w:val="48"/>
+        </w:rPr>
+      </w:pPr>
+      <w:r>
+        <w:rPr>
+          <w:rFonts w:ascii="树上的向日葵" w:eastAsia="树上的向日葵"/>
+          <w:sz w:val="48"/>
+          <w:szCs w:val="48"/>
+        </w:rPr>
+        <w:t>最温暖的守护</w:t>
+      </w:r>
+      <w:r>
+        <w:rPr>
+          <w:rFonts w:ascii="树上的向日葵" w:eastAsia="树上的向日葵"/>
+          <w:sz w:val="48"/>
+          <w:szCs w:val="48"/>
+        </w:rPr>
+        <w:t>……</w:t>
+      </w:r>
+      <w:proofErr w:type="gramStart"/>
+      <w:r>
+        <w:rPr>
+          <w:rFonts w:ascii="树上的向日葵" w:eastAsia="树上的向日葵"/>
+          <w:sz w:val="48"/>
+          <w:szCs w:val="48"/>
+        </w:rPr>
+        <w:t>………………………………………………</w:t>
+      </w:r>
+      <w:proofErr w:type="gramEnd"/>
+      <w:r>
+        <w:rPr>
+          <w:rFonts w:ascii="树上的向日葵" w:eastAsia="树上的向日葵"/>
+          <w:sz w:val="48"/>
+          <w:szCs w:val="48"/>
+        </w:rPr>
+        <w:t>…</w:t>
+      </w:r>
+      <w:r>
+        <w:rPr>
+          <w:rFonts w:ascii="树上的向日葵" w:eastAsia="树上的向日葵" w:hint="eastAsia"/>
+          <w:sz w:val="48"/>
+          <w:szCs w:val="48"/>
+        </w:rPr>
+        <w:t>11</w:t>
+      </w:r>
+    </w:p>
+    <w:p>
+      <w:pPr>
+        <w:spacing w:after="0" w:line="240" w:lineRule="auto"/>
+        <w:rPr>
+          <w:rFonts w:ascii="树上的向日葵" w:eastAsia="树上的向日葵"/>
+          <w:sz w:val="48"/>
+          <w:szCs w:val="48"/>
+        </w:rPr>
+      </w:pPr>
+      <w:r>
+        <w:rPr>
+          <w:rFonts w:ascii="树上的向日葵" w:eastAsia="树上的向日葵"/>
+          <w:sz w:val="48"/>
+          <w:szCs w:val="48"/>
+        </w:rPr>
+        <w:t>谢谢你，小清</w:t>
+      </w:r>
+      <w:r>
+        <w:rPr>
+          <w:rFonts w:ascii="树上的向日葵" w:eastAsia="树上的向日葵"/>
+          <w:sz w:val="48"/>
+          <w:szCs w:val="48"/>
+        </w:rPr>
+        <w:t>……</w:t>
+      </w:r>
+      <w:proofErr w:type="gramStart"/>
+      <w:r>
+        <w:rPr>
+          <w:rFonts w:ascii="树上的向日葵" w:eastAsia="树上的向日葵"/>
+          <w:sz w:val="48"/>
+          <w:szCs w:val="48"/>
+        </w:rPr>
+        <w:t>………………………………………………</w:t>
+      </w:r>
+      <w:proofErr w:type="gramEnd"/>
+      <w:r>
+        <w:rPr>
+          <w:rFonts w:ascii="树上的向日葵" w:eastAsia="树上的向日葵"/>
+          <w:sz w:val="48"/>
+          <w:szCs w:val="48"/>
+        </w:rPr>
+        <w:t>…</w:t>
+      </w:r>
+      <w:r>
+        <w:rPr>
+          <w:rFonts w:ascii="树上的向日葵" w:eastAsia="树上的向日葵" w:hint="eastAsia"/>
+          <w:sz w:val="48"/>
+          <w:szCs w:val="48"/>
+        </w:rPr>
+        <w:t>12</w:t>
+      </w:r>
+    </w:p>
+    <w:p>
+      <w:pPr>
+        <w:spacing w:after="0" w:line="240" w:lineRule="auto"/>
+        <w:rPr>
+          <w:rFonts w:ascii="树上的向日葵" w:eastAsia="树上的向日葵" w:hint="eastAsia"/>
+          <w:sz w:val="48"/>
+          <w:szCs w:val="48"/>
+        </w:rPr>
+      </w:pPr>
+      <w:r>
+        <w:rPr>
+          <w:rFonts w:ascii="树上的向日葵" w:eastAsia="树上的向日葵"/>
+          <w:sz w:val="48"/>
+          <w:szCs w:val="48"/>
+        </w:rPr>
+        <w:t>心中的光</w:t>
+      </w:r>
+      <w:r>
+        <w:rPr>
+          <w:rFonts w:ascii="树上的向日葵" w:eastAsia="树上的向日葵"/>
+          <w:sz w:val="48"/>
+          <w:szCs w:val="48"/>
+        </w:rPr>
+        <w:t>……</w:t>
+      </w:r>
+      <w:proofErr w:type="gramStart"/>
+      <w:r>
+        <w:rPr>
+          <w:rFonts w:ascii="树上的向日葵" w:eastAsia="树上的向日葵"/>
+          <w:sz w:val="48"/>
+          <w:szCs w:val="48"/>
+        </w:rPr>
+        <w:t>…………………………………………………………</w:t>
+      </w:r>
+      <w:proofErr w:type="gramEnd"/>
+      <w:r>
+        <w:rPr>
+          <w:rFonts w:ascii="树上的向日葵" w:eastAsia="树上的向日葵" w:hint="eastAsia"/>
+          <w:sz w:val="48"/>
+          <w:szCs w:val="48"/>
+        </w:rPr>
+        <w:t>13</w:t>
       </w:r>
     </w:p>
     <w:sectPr>

--- a/ML.docx
+++ b/ML.docx
@@ -25,7 +25,7 @@
       <w:pPr>
         <w:spacing w:after="0" w:line="240" w:lineRule="auto"/>
         <w:rPr>
-          <w:rFonts w:ascii="仿宋" w:eastAsia="仿宋" w:hAnsi="仿宋"/>
+          <w:rFonts w:ascii="仿宋" w:eastAsia="仿宋" w:hAnsi="仿宋" w:hint="eastAsia"/>
           <w:sz w:val="48"/>
           <w:szCs w:val="48"/>
         </w:rPr>
@@ -69,7 +69,7 @@
                     <pic:cNvPicPr/>
                   </pic:nvPicPr>
                   <pic:blipFill>
-                    <a:blip r:embed="rId4">
+                    <a:blip r:embed="rId6">
                       <a:extLst>
                         <a:ext uri="{28A0092B-C50C-407E-A947-70E740481C1C}">
                           <a14:useLocalDpi xmlns:a14="http://schemas.microsoft.com/office/drawing/2010/main" val="0"/>
@@ -132,7 +132,7 @@
       <w:pPr>
         <w:spacing w:after="0" w:line="240" w:lineRule="auto"/>
         <w:rPr>
-          <w:rFonts w:ascii="宋体" w:eastAsia="宋体" w:hAnsi="宋体"/>
+          <w:rFonts w:ascii="宋体" w:eastAsia="宋体" w:hAnsi="宋体" w:hint="eastAsia"/>
           <w:sz w:val="48"/>
           <w:szCs w:val="48"/>
         </w:rPr>
@@ -170,17 +170,9 @@
           <w:sz w:val="48"/>
           <w:szCs w:val="48"/>
         </w:rPr>
-        <w:t>………………………………</w:t>
+        <w:t>……………………………………</w:t>
       </w:r>
       <w:proofErr w:type="gramEnd"/>
-      <w:r>
-        <w:rPr>
-          <w:rFonts w:ascii="树上的向日葵" w:eastAsia="树上的向日葵"/>
-          <w:sz w:val="48"/>
-          <w:szCs w:val="48"/>
-        </w:rPr>
-        <w:t>……</w:t>
-      </w:r>
       <w:r>
         <w:rPr>
           <w:rFonts w:ascii="树上的向日葵" w:eastAsia="树上的向日葵" w:hAnsi="宋体" w:hint="eastAsia"/>
@@ -194,7 +186,7 @@
       <w:pPr>
         <w:spacing w:after="0" w:line="240" w:lineRule="auto"/>
         <w:rPr>
-          <w:rFonts w:ascii="树上的向日葵" w:eastAsia="树上的向日葵"/>
+          <w:rFonts w:ascii="树上的向日葵" w:eastAsia="树上的向日葵" w:hint="eastAsia"/>
           <w:sz w:val="48"/>
           <w:szCs w:val="48"/>
         </w:rPr>
@@ -232,17 +224,9 @@
           <w:sz w:val="48"/>
           <w:szCs w:val="48"/>
         </w:rPr>
-        <w:t>……………………………………………………</w:t>
+        <w:t>…………………………………………………………</w:t>
       </w:r>
       <w:proofErr w:type="gramEnd"/>
-      <w:r>
-        <w:rPr>
-          <w:rFonts w:ascii="树上的向日葵" w:eastAsia="树上的向日葵"/>
-          <w:sz w:val="48"/>
-          <w:szCs w:val="48"/>
-        </w:rPr>
-        <w:t>……</w:t>
-      </w:r>
       <w:r>
         <w:rPr>
           <w:rFonts w:ascii="树上的向日葵" w:eastAsia="树上的向日葵" w:hint="eastAsia"/>
@@ -256,7 +240,7 @@
       <w:pPr>
         <w:spacing w:after="0" w:line="240" w:lineRule="auto"/>
         <w:rPr>
-          <w:rFonts w:ascii="树上的向日葵" w:eastAsia="树上的向日葵"/>
+          <w:rFonts w:ascii="树上的向日葵" w:eastAsia="树上的向日葵" w:hint="eastAsia"/>
           <w:sz w:val="48"/>
           <w:szCs w:val="48"/>
         </w:rPr>
@@ -284,17 +268,9 @@
           <w:sz w:val="48"/>
           <w:szCs w:val="48"/>
         </w:rPr>
-        <w:t>………………………………</w:t>
+        <w:t>…………………………………</w:t>
       </w:r>
       <w:proofErr w:type="gramEnd"/>
-      <w:r>
-        <w:rPr>
-          <w:rFonts w:ascii="树上的向日葵" w:eastAsia="树上的向日葵"/>
-          <w:sz w:val="48"/>
-          <w:szCs w:val="48"/>
-        </w:rPr>
-        <w:t>…</w:t>
-      </w:r>
       <w:r>
         <w:rPr>
           <w:rFonts w:ascii="树上的向日葵" w:eastAsia="树上的向日葵" w:hint="eastAsia"/>
@@ -308,7 +284,7 @@
       <w:pPr>
         <w:spacing w:after="0" w:line="240" w:lineRule="auto"/>
         <w:rPr>
-          <w:rFonts w:ascii="树上的向日葵" w:eastAsia="树上的向日葵"/>
+          <w:rFonts w:ascii="树上的向日葵" w:eastAsia="树上的向日葵" w:hint="eastAsia"/>
           <w:sz w:val="48"/>
           <w:szCs w:val="48"/>
         </w:rPr>
@@ -336,17 +312,9 @@
           <w:sz w:val="48"/>
           <w:szCs w:val="48"/>
         </w:rPr>
-        <w:t>……………………………………………………</w:t>
+        <w:t>………………………………………………………</w:t>
       </w:r>
       <w:proofErr w:type="gramEnd"/>
-      <w:r>
-        <w:rPr>
-          <w:rFonts w:ascii="树上的向日葵" w:eastAsia="树上的向日葵"/>
-          <w:sz w:val="48"/>
-          <w:szCs w:val="48"/>
-        </w:rPr>
-        <w:t>…</w:t>
-      </w:r>
       <w:r>
         <w:rPr>
           <w:rFonts w:ascii="树上的向日葵" w:eastAsia="树上的向日葵" w:hint="eastAsia"/>
@@ -360,7 +328,7 @@
       <w:pPr>
         <w:spacing w:after="0" w:line="240" w:lineRule="auto"/>
         <w:rPr>
-          <w:rFonts w:ascii="树上的向日葵" w:eastAsia="树上的向日葵"/>
+          <w:rFonts w:ascii="树上的向日葵" w:eastAsia="树上的向日葵" w:hint="eastAsia"/>
           <w:sz w:val="48"/>
           <w:szCs w:val="48"/>
         </w:rPr>
@@ -388,17 +356,9 @@
           <w:sz w:val="48"/>
           <w:szCs w:val="48"/>
         </w:rPr>
-        <w:t>……………………………………………………</w:t>
+        <w:t>…………………………………………………………</w:t>
       </w:r>
       <w:proofErr w:type="gramEnd"/>
-      <w:r>
-        <w:rPr>
-          <w:rFonts w:ascii="树上的向日葵" w:eastAsia="树上的向日葵"/>
-          <w:sz w:val="48"/>
-          <w:szCs w:val="48"/>
-        </w:rPr>
-        <w:t>……</w:t>
-      </w:r>
       <w:r>
         <w:rPr>
           <w:rFonts w:ascii="树上的向日葵" w:eastAsia="树上的向日葵" w:hint="eastAsia"/>
@@ -412,7 +372,7 @@
       <w:pPr>
         <w:spacing w:after="0" w:line="240" w:lineRule="auto"/>
         <w:rPr>
-          <w:rFonts w:ascii="树上的向日葵" w:eastAsia="树上的向日葵"/>
+          <w:rFonts w:ascii="树上的向日葵" w:eastAsia="树上的向日葵" w:hint="eastAsia"/>
           <w:sz w:val="48"/>
           <w:szCs w:val="48"/>
         </w:rPr>
@@ -440,17 +400,9 @@
           <w:sz w:val="48"/>
           <w:szCs w:val="48"/>
         </w:rPr>
-        <w:t>………………………………………………………………</w:t>
+        <w:t>……………………………………………………………………</w:t>
       </w:r>
       <w:proofErr w:type="gramEnd"/>
-      <w:r>
-        <w:rPr>
-          <w:rFonts w:ascii="树上的向日葵" w:eastAsia="树上的向日葵"/>
-          <w:sz w:val="48"/>
-          <w:szCs w:val="48"/>
-        </w:rPr>
-        <w:t>……</w:t>
-      </w:r>
       <w:r>
         <w:rPr>
           <w:rFonts w:ascii="树上的向日葵" w:eastAsia="树上的向日葵" w:hint="eastAsia"/>
@@ -464,7 +416,7 @@
       <w:pPr>
         <w:spacing w:after="0" w:line="240" w:lineRule="auto"/>
         <w:rPr>
-          <w:rFonts w:ascii="树上的向日葵" w:eastAsia="树上的向日葵"/>
+          <w:rFonts w:ascii="树上的向日葵" w:eastAsia="树上的向日葵" w:hint="eastAsia"/>
           <w:sz w:val="48"/>
           <w:szCs w:val="48"/>
         </w:rPr>
@@ -492,17 +444,9 @@
           <w:sz w:val="48"/>
           <w:szCs w:val="48"/>
         </w:rPr>
-        <w:t>…………………………………………</w:t>
+        <w:t>……………………………………………</w:t>
       </w:r>
       <w:proofErr w:type="gramEnd"/>
-      <w:r>
-        <w:rPr>
-          <w:rFonts w:ascii="树上的向日葵" w:eastAsia="树上的向日葵"/>
-          <w:sz w:val="48"/>
-          <w:szCs w:val="48"/>
-        </w:rPr>
-        <w:t>…</w:t>
-      </w:r>
       <w:r>
         <w:rPr>
           <w:rFonts w:ascii="树上的向日葵" w:eastAsia="树上的向日葵" w:hint="eastAsia"/>
@@ -516,7 +460,7 @@
       <w:pPr>
         <w:spacing w:after="0" w:line="240" w:lineRule="auto"/>
         <w:rPr>
-          <w:rFonts w:ascii="树上的向日葵" w:eastAsia="树上的向日葵"/>
+          <w:rFonts w:ascii="树上的向日葵" w:eastAsia="树上的向日葵" w:hint="eastAsia"/>
           <w:sz w:val="48"/>
           <w:szCs w:val="48"/>
         </w:rPr>
@@ -544,17 +488,9 @@
           <w:sz w:val="48"/>
           <w:szCs w:val="48"/>
         </w:rPr>
-        <w:t>……………………………………………………</w:t>
+        <w:t>………………………………………………………</w:t>
       </w:r>
       <w:proofErr w:type="gramEnd"/>
-      <w:r>
-        <w:rPr>
-          <w:rFonts w:ascii="树上的向日葵" w:eastAsia="树上的向日葵"/>
-          <w:sz w:val="48"/>
-          <w:szCs w:val="48"/>
-        </w:rPr>
-        <w:t>…</w:t>
-      </w:r>
       <w:r>
         <w:rPr>
           <w:rFonts w:ascii="树上的向日葵" w:eastAsia="树上的向日葵" w:hint="eastAsia"/>
@@ -568,7 +504,7 @@
       <w:pPr>
         <w:spacing w:after="0" w:line="240" w:lineRule="auto"/>
         <w:rPr>
-          <w:rFonts w:ascii="树上的向日葵" w:eastAsia="树上的向日葵"/>
+          <w:rFonts w:ascii="树上的向日葵" w:eastAsia="树上的向日葵" w:hint="eastAsia"/>
           <w:sz w:val="48"/>
           <w:szCs w:val="48"/>
         </w:rPr>
@@ -596,17 +532,9 @@
           <w:sz w:val="48"/>
           <w:szCs w:val="48"/>
         </w:rPr>
-        <w:t>………………………………………………</w:t>
+        <w:t>……………………………………………………</w:t>
       </w:r>
       <w:proofErr w:type="gramEnd"/>
-      <w:r>
-        <w:rPr>
-          <w:rFonts w:ascii="树上的向日葵" w:eastAsia="树上的向日葵"/>
-          <w:sz w:val="48"/>
-          <w:szCs w:val="48"/>
-        </w:rPr>
-        <w:t>……</w:t>
-      </w:r>
       <w:r>
         <w:rPr>
           <w:rFonts w:ascii="树上的向日葵" w:eastAsia="树上的向日葵" w:hint="eastAsia"/>
@@ -620,7 +548,7 @@
       <w:pPr>
         <w:spacing w:after="0" w:line="240" w:lineRule="auto"/>
         <w:rPr>
-          <w:rFonts w:ascii="树上的向日葵" w:eastAsia="树上的向日葵"/>
+          <w:rFonts w:ascii="树上的向日葵" w:eastAsia="树上的向日葵" w:hint="eastAsia"/>
           <w:sz w:val="48"/>
           <w:szCs w:val="48"/>
         </w:rPr>
@@ -648,17 +576,9 @@
           <w:sz w:val="48"/>
           <w:szCs w:val="48"/>
         </w:rPr>
-        <w:t>………………………………………………</w:t>
+        <w:t>…………………………………………………</w:t>
       </w:r>
       <w:proofErr w:type="gramEnd"/>
-      <w:r>
-        <w:rPr>
-          <w:rFonts w:ascii="树上的向日葵" w:eastAsia="树上的向日葵"/>
-          <w:sz w:val="48"/>
-          <w:szCs w:val="48"/>
-        </w:rPr>
-        <w:t>…</w:t>
-      </w:r>
       <w:r>
         <w:rPr>
           <w:rFonts w:ascii="树上的向日葵" w:eastAsia="树上的向日葵" w:hint="eastAsia"/>
@@ -672,7 +592,7 @@
       <w:pPr>
         <w:spacing w:after="0" w:line="240" w:lineRule="auto"/>
         <w:rPr>
-          <w:rFonts w:ascii="树上的向日葵" w:eastAsia="树上的向日葵"/>
+          <w:rFonts w:ascii="树上的向日葵" w:eastAsia="树上的向日葵" w:hint="eastAsia"/>
           <w:sz w:val="48"/>
           <w:szCs w:val="48"/>
         </w:rPr>
@@ -700,17 +620,9 @@
           <w:sz w:val="48"/>
           <w:szCs w:val="48"/>
         </w:rPr>
-        <w:t>………………………………………………</w:t>
+        <w:t>…………………………………………………</w:t>
       </w:r>
       <w:proofErr w:type="gramEnd"/>
-      <w:r>
-        <w:rPr>
-          <w:rFonts w:ascii="树上的向日葵" w:eastAsia="树上的向日葵"/>
-          <w:sz w:val="48"/>
-          <w:szCs w:val="48"/>
-        </w:rPr>
-        <w:t>…</w:t>
-      </w:r>
       <w:r>
         <w:rPr>
           <w:rFonts w:ascii="树上的向日葵" w:eastAsia="树上的向日葵" w:hint="eastAsia"/>
@@ -772,6 +684,68 @@
     </w:sectPr>
   </w:body>
 </w:document>
+</file>
+
+<file path=word/endnotes.xml><?xml version="1.0" encoding="utf-8"?>
+<w:endnotes xmlns:wpc="http://schemas.microsoft.com/office/word/2010/wordprocessingCanvas" xmlns:cx="http://schemas.microsoft.com/office/drawing/2014/chartex" xmlns:cx1="http://schemas.microsoft.com/office/drawing/2015/9/8/chartex" xmlns:cx2="http://schemas.microsoft.com/office/drawing/2015/10/21/chartex" xmlns:cx3="http://schemas.microsoft.com/office/drawing/2016/5/9/chartex" xmlns:cx4="http://schemas.microsoft.com/office/drawing/2016/5/10/chartex" xmlns:cx5="http://schemas.microsoft.com/office/drawing/2016/5/11/chartex" xmlns:cx6="http://schemas.microsoft.com/office/drawing/2016/5/12/chartex" xmlns:cx7="http://schemas.microsoft.com/office/drawing/2016/5/13/chartex" xmlns:cx8="http://schemas.microsoft.com/office/drawing/2016/5/14/chartex" xmlns:mc="http://schemas.openxmlformats.org/markup-compatibility/2006" xmlns:aink="http://schemas.microsoft.com/office/drawing/2016/ink" xmlns:am3d="http://schemas.microsoft.com/office/drawing/2017/model3d" xmlns:o="urn:schemas-microsoft-com:office:office" xmlns:oel="http://schemas.microsoft.com/office/2019/extlst" xmlns:r="http://schemas.openxmlformats.org/officeDocument/2006/relationships" xmlns:m="http://schemas.openxmlformats.org/officeDocument/2006/math" xmlns:v="urn:schemas-microsoft-com:vml" xmlns:wp14="http://schemas.microsoft.com/office/word/2010/wordprocessingDrawing" xmlns:wp="http://schemas.openxmlformats.org/drawingml/2006/wordprocessingDrawing" xmlns:w10="urn:schemas-microsoft-com:office:word" xmlns:w="http://schemas.openxmlformats.org/wordprocessingml/2006/main" xmlns:w14="http://schemas.microsoft.com/office/word/2010/wordml" xmlns:w15="http://schemas.microsoft.com/office/word/2012/wordml" xmlns:w16cex="http://schemas.microsoft.com/office/word/2018/wordml/cex" xmlns:w16cid="http://schemas.microsoft.com/office/word/2016/wordml/cid" xmlns:w16="http://schemas.microsoft.com/office/word/2018/wordml" xmlns:w16du="http://schemas.microsoft.com/office/word/2023/wordml/word16du" xmlns:w16sdtdh="http://schemas.microsoft.com/office/word/2020/wordml/sdtdatahash" xmlns:w16sdtfl="http://schemas.microsoft.com/office/word/2024/wordml/sdtformatlock" xmlns:w16se="http://schemas.microsoft.com/office/word/2015/wordml/symex" xmlns:wpg="http://schemas.microsoft.com/office/word/2010/wordprocessingGroup" xmlns:wpi="http://schemas.microsoft.com/office/word/2010/wordprocessingInk" xmlns:wne="http://schemas.microsoft.com/office/word/2006/wordml" xmlns:wps="http://schemas.microsoft.com/office/word/2010/wordprocessingShape" mc:Ignorable="w14 w15 w16se w16cid w16 w16cex w16sdtdh w16sdtfl w16du wp14">
+  <w:endnote w:type="separator" w:id="-1">
+    <w:p>
+      <w:pPr>
+        <w:spacing w:after="0" w:line="240" w:lineRule="auto"/>
+        <w:rPr>
+          <w:rFonts w:hint="eastAsia"/>
+        </w:rPr>
+      </w:pPr>
+      <w:r>
+        <w:separator/>
+      </w:r>
+    </w:p>
+  </w:endnote>
+  <w:endnote w:type="continuationSeparator" w:id="0">
+    <w:p>
+      <w:pPr>
+        <w:spacing w:after="0" w:line="240" w:lineRule="auto"/>
+        <w:rPr>
+          <w:rFonts w:hint="eastAsia"/>
+        </w:rPr>
+      </w:pPr>
+      <w:r>
+        <w:continuationSeparator/>
+      </w:r>
+    </w:p>
+  </w:endnote>
+</w:endnotes>
+</file>
+
+<file path=word/footnotes.xml><?xml version="1.0" encoding="utf-8"?>
+<w:footnotes xmlns:wpc="http://schemas.microsoft.com/office/word/2010/wordprocessingCanvas" xmlns:cx="http://schemas.microsoft.com/office/drawing/2014/chartex" xmlns:cx1="http://schemas.microsoft.com/office/drawing/2015/9/8/chartex" xmlns:cx2="http://schemas.microsoft.com/office/drawing/2015/10/21/chartex" xmlns:cx3="http://schemas.microsoft.com/office/drawing/2016/5/9/chartex" xmlns:cx4="http://schemas.microsoft.com/office/drawing/2016/5/10/chartex" xmlns:cx5="http://schemas.microsoft.com/office/drawing/2016/5/11/chartex" xmlns:cx6="http://schemas.microsoft.com/office/drawing/2016/5/12/chartex" xmlns:cx7="http://schemas.microsoft.com/office/drawing/2016/5/13/chartex" xmlns:cx8="http://schemas.microsoft.com/office/drawing/2016/5/14/chartex" xmlns:mc="http://schemas.openxmlformats.org/markup-compatibility/2006" xmlns:aink="http://schemas.microsoft.com/office/drawing/2016/ink" xmlns:am3d="http://schemas.microsoft.com/office/drawing/2017/model3d" xmlns:o="urn:schemas-microsoft-com:office:office" xmlns:oel="http://schemas.microsoft.com/office/2019/extlst" xmlns:r="http://schemas.openxmlformats.org/officeDocument/2006/relationships" xmlns:m="http://schemas.openxmlformats.org/officeDocument/2006/math" xmlns:v="urn:schemas-microsoft-com:vml" xmlns:wp14="http://schemas.microsoft.com/office/word/2010/wordprocessingDrawing" xmlns:wp="http://schemas.openxmlformats.org/drawingml/2006/wordprocessingDrawing" xmlns:w10="urn:schemas-microsoft-com:office:word" xmlns:w="http://schemas.openxmlformats.org/wordprocessingml/2006/main" xmlns:w14="http://schemas.microsoft.com/office/word/2010/wordml" xmlns:w15="http://schemas.microsoft.com/office/word/2012/wordml" xmlns:w16cex="http://schemas.microsoft.com/office/word/2018/wordml/cex" xmlns:w16cid="http://schemas.microsoft.com/office/word/2016/wordml/cid" xmlns:w16="http://schemas.microsoft.com/office/word/2018/wordml" xmlns:w16du="http://schemas.microsoft.com/office/word/2023/wordml/word16du" xmlns:w16sdtdh="http://schemas.microsoft.com/office/word/2020/wordml/sdtdatahash" xmlns:w16sdtfl="http://schemas.microsoft.com/office/word/2024/wordml/sdtformatlock" xmlns:w16se="http://schemas.microsoft.com/office/word/2015/wordml/symex" xmlns:wpg="http://schemas.microsoft.com/office/word/2010/wordprocessingGroup" xmlns:wpi="http://schemas.microsoft.com/office/word/2010/wordprocessingInk" xmlns:wne="http://schemas.microsoft.com/office/word/2006/wordml" xmlns:wps="http://schemas.microsoft.com/office/word/2010/wordprocessingShape" mc:Ignorable="w14 w15 w16se w16cid w16 w16cex w16sdtdh w16sdtfl w16du wp14">
+  <w:footnote w:type="separator" w:id="-1">
+    <w:p>
+      <w:pPr>
+        <w:spacing w:after="0" w:line="240" w:lineRule="auto"/>
+        <w:rPr>
+          <w:rFonts w:hint="eastAsia"/>
+        </w:rPr>
+      </w:pPr>
+      <w:r>
+        <w:separator/>
+      </w:r>
+    </w:p>
+  </w:footnote>
+  <w:footnote w:type="continuationSeparator" w:id="0">
+    <w:p>
+      <w:pPr>
+        <w:spacing w:after="0" w:line="240" w:lineRule="auto"/>
+        <w:rPr>
+          <w:rFonts w:hint="eastAsia"/>
+        </w:rPr>
+      </w:pPr>
+      <w:r>
+        <w:continuationSeparator/>
+      </w:r>
+    </w:p>
+  </w:footnote>
+</w:footnotes>
 </file>
 
 <file path=word/styles.xml><?xml version="1.0" encoding="utf-8"?>
@@ -1698,6 +1672,69 @@
       <w:spacing w:val="5"/>
     </w:rPr>
   </w:style>
+  <w:style w:type="paragraph" w:styleId="ae">
+    <w:name w:val="header"/>
+    <w:basedOn w:val="a"/>
+    <w:link w:val="af"/>
+    <w:uiPriority w:val="99"/>
+    <w:unhideWhenUsed/>
+    <w:rsid w:val="002D1D0F"/>
+    <w:pPr>
+      <w:tabs>
+        <w:tab w:val="center" w:pos="4153"/>
+        <w:tab w:val="right" w:pos="8306"/>
+      </w:tabs>
+      <w:snapToGrid w:val="0"/>
+      <w:spacing w:line="240" w:lineRule="auto"/>
+      <w:jc w:val="center"/>
+    </w:pPr>
+    <w:rPr>
+      <w:sz w:val="18"/>
+      <w:szCs w:val="18"/>
+    </w:rPr>
+  </w:style>
+  <w:style w:type="character" w:customStyle="1" w:styleId="af">
+    <w:name w:val="页眉 字符"/>
+    <w:basedOn w:val="a0"/>
+    <w:link w:val="ae"/>
+    <w:uiPriority w:val="99"/>
+    <w:rsid w:val="002D1D0F"/>
+    <w:rPr>
+      <w:sz w:val="18"/>
+      <w:szCs w:val="18"/>
+    </w:rPr>
+  </w:style>
+  <w:style w:type="paragraph" w:styleId="af0">
+    <w:name w:val="footer"/>
+    <w:basedOn w:val="a"/>
+    <w:link w:val="af1"/>
+    <w:uiPriority w:val="99"/>
+    <w:unhideWhenUsed/>
+    <w:rsid w:val="002D1D0F"/>
+    <w:pPr>
+      <w:tabs>
+        <w:tab w:val="center" w:pos="4153"/>
+        <w:tab w:val="right" w:pos="8306"/>
+      </w:tabs>
+      <w:snapToGrid w:val="0"/>
+      <w:spacing w:line="240" w:lineRule="auto"/>
+    </w:pPr>
+    <w:rPr>
+      <w:sz w:val="18"/>
+      <w:szCs w:val="18"/>
+    </w:rPr>
+  </w:style>
+  <w:style w:type="character" w:customStyle="1" w:styleId="af1">
+    <w:name w:val="页脚 字符"/>
+    <w:basedOn w:val="a0"/>
+    <w:link w:val="af0"/>
+    <w:uiPriority w:val="99"/>
+    <w:rsid w:val="002D1D0F"/>
+    <w:rPr>
+      <w:sz w:val="18"/>
+      <w:szCs w:val="18"/>
+    </w:rPr>
+  </w:style>
 </w:styles>
 </file>
 

--- a/ML.docx
+++ b/ML.docx
@@ -5,39 +5,12 @@
     <w:p>
       <w:pPr>
         <w:spacing w:after="0" w:line="240" w:lineRule="auto"/>
-        <w:jc w:val="center"/>
-        <w:rPr>
-          <w:rFonts w:ascii="树上的向日葵" w:eastAsia="树上的向日葵" w:hint="eastAsia"/>
-          <w:sz w:val="72"/>
-          <w:szCs w:val="96"/>
-        </w:rPr>
-      </w:pPr>
-      <w:r>
-        <w:rPr>
-          <w:rFonts w:ascii="树上的向日葵" w:eastAsia="树上的向日葵" w:hint="eastAsia"/>
-          <w:sz w:val="72"/>
-          <w:szCs w:val="96"/>
-        </w:rPr>
-        <w:t>目录</w:t>
-      </w:r>
-    </w:p>
-    <w:p>
-      <w:pPr>
-        <w:spacing w:after="0" w:line="240" w:lineRule="auto"/>
-        <w:rPr>
-          <w:rFonts w:ascii="仿宋" w:eastAsia="仿宋" w:hAnsi="仿宋" w:hint="eastAsia"/>
-          <w:sz w:val="48"/>
-          <w:szCs w:val="48"/>
-        </w:rPr>
-      </w:pPr>
-      <w:r>
         <w:rPr>
           <w:rFonts w:ascii="树上的向日葵" w:eastAsia="树上的向日葵" w:hint="eastAsia"/>
           <w:sz w:val="48"/>
           <w:szCs w:val="48"/>
         </w:rPr>
-        <w:t>相遇</w:t>
-      </w:r>
+      </w:pPr>
       <w:r>
         <w:rPr>
           <w:rFonts w:ascii="树上的向日葵" w:eastAsia="树上的向日葵" w:hint="eastAsia"/>
@@ -46,18 +19,18 @@
           <w:szCs w:val="48"/>
         </w:rPr>
         <w:drawing>
-          <wp:anchor distT="0" distB="0" distL="114300" distR="114300" simplePos="0" relativeHeight="251658240" behindDoc="1" locked="0" layoutInCell="1" allowOverlap="1" wp14:anchorId="2F92E1AC" wp14:editId="0088A83B">
+          <wp:anchor distT="0" distB="0" distL="114300" distR="114300" simplePos="0" relativeHeight="251658240" behindDoc="1" locked="0" layoutInCell="1" allowOverlap="1" wp14:anchorId="0E6B8752" wp14:editId="13DD918B">
             <wp:simplePos x="0" y="0"/>
             <wp:positionH relativeFrom="column">
-              <wp:posOffset>-452866</wp:posOffset>
+              <wp:posOffset>-447675</wp:posOffset>
             </wp:positionH>
-            <wp:positionV relativeFrom="page">
-              <wp:posOffset>4445</wp:posOffset>
+            <wp:positionV relativeFrom="paragraph">
+              <wp:posOffset>-447675</wp:posOffset>
             </wp:positionV>
-            <wp:extent cx="7548880" cy="10681970"/>
-            <wp:effectExtent l="0" t="0" r="0" b="5080"/>
+            <wp:extent cx="7534275" cy="10677525"/>
+            <wp:effectExtent l="0" t="0" r="9525" b="9525"/>
             <wp:wrapNone/>
-            <wp:docPr id="812898823" name="图片 1"/>
+            <wp:docPr id="123423931" name="图片 1"/>
             <wp:cNvGraphicFramePr>
               <a:graphicFrameLocks xmlns:a="http://schemas.openxmlformats.org/drawingml/2006/main" noChangeAspect="1"/>
             </wp:cNvGraphicFramePr>
@@ -65,7 +38,7 @@
               <a:graphicData uri="http://schemas.openxmlformats.org/drawingml/2006/picture">
                 <pic:pic xmlns:pic="http://schemas.openxmlformats.org/drawingml/2006/picture">
                   <pic:nvPicPr>
-                    <pic:cNvPr id="812898823" name="图片 812898823"/>
+                    <pic:cNvPr id="123423931" name="图片 123423931"/>
                     <pic:cNvPicPr/>
                   </pic:nvPicPr>
                   <pic:blipFill>
@@ -83,7 +56,7 @@
                   <pic:spPr>
                     <a:xfrm>
                       <a:off x="0" y="0"/>
-                      <a:ext cx="7548880" cy="10681970"/>
+                      <a:ext cx="7534275" cy="10677525"/>
                     </a:xfrm>
                     <a:prstGeom prst="rect">
                       <a:avLst/>
@@ -100,580 +73,6 @@
             </wp14:sizeRelV>
           </wp:anchor>
         </w:drawing>
-      </w:r>
-      <w:r>
-        <w:rPr>
-          <w:rFonts w:ascii="树上的向日葵" w:eastAsia="树上的向日葵"/>
-          <w:sz w:val="48"/>
-          <w:szCs w:val="48"/>
-        </w:rPr>
-        <w:t>……</w:t>
-      </w:r>
-      <w:proofErr w:type="gramStart"/>
-      <w:r>
-        <w:rPr>
-          <w:rFonts w:ascii="树上的向日葵" w:eastAsia="树上的向日葵"/>
-          <w:sz w:val="48"/>
-          <w:szCs w:val="48"/>
-        </w:rPr>
-        <w:t>…………………………………………………………………</w:t>
-      </w:r>
-      <w:proofErr w:type="gramEnd"/>
-      <w:r>
-        <w:rPr>
-          <w:rFonts w:ascii="树上的向日葵" w:eastAsia="树上的向日葵" w:hAnsi="仿宋" w:hint="eastAsia"/>
-          <w:sz w:val="48"/>
-          <w:szCs w:val="48"/>
-        </w:rPr>
-        <w:t>1</w:t>
-      </w:r>
-    </w:p>
-    <w:p>
-      <w:pPr>
-        <w:spacing w:after="0" w:line="240" w:lineRule="auto"/>
-        <w:rPr>
-          <w:rFonts w:ascii="宋体" w:eastAsia="宋体" w:hAnsi="宋体" w:hint="eastAsia"/>
-          <w:sz w:val="48"/>
-          <w:szCs w:val="48"/>
-        </w:rPr>
-      </w:pPr>
-      <w:r>
-        <w:rPr>
-          <w:rFonts w:ascii="树上的向日葵" w:eastAsia="树上的向日葵"/>
-          <w:sz w:val="48"/>
-          <w:szCs w:val="48"/>
-        </w:rPr>
-        <w:t>七年级，我多了</w:t>
-      </w:r>
-      <w:proofErr w:type="gramStart"/>
-      <w:r>
-        <w:rPr>
-          <w:rFonts w:ascii="树上的向日葵" w:eastAsia="树上的向日葵"/>
-          <w:sz w:val="48"/>
-          <w:szCs w:val="48"/>
-        </w:rPr>
-        <w:t>份压力</w:t>
-      </w:r>
-      <w:proofErr w:type="gramEnd"/>
-      <w:r>
-        <w:rPr>
-          <w:rFonts w:ascii="树上的向日葵" w:eastAsia="树上的向日葵"/>
-          <w:sz w:val="48"/>
-          <w:szCs w:val="48"/>
-        </w:rPr>
-        <w:t>……</w:t>
-      </w:r>
-      <w:proofErr w:type="gramStart"/>
-      <w:r>
-        <w:rPr>
-          <w:rFonts w:ascii="树上的向日葵" w:eastAsia="树上的向日葵"/>
-          <w:sz w:val="48"/>
-          <w:szCs w:val="48"/>
-        </w:rPr>
-        <w:t>……………………………………</w:t>
-      </w:r>
-      <w:proofErr w:type="gramEnd"/>
-      <w:r>
-        <w:rPr>
-          <w:rFonts w:ascii="树上的向日葵" w:eastAsia="树上的向日葵" w:hAnsi="宋体" w:hint="eastAsia"/>
-          <w:sz w:val="48"/>
-          <w:szCs w:val="48"/>
-        </w:rPr>
-        <w:t>2</w:t>
-      </w:r>
-    </w:p>
-    <w:p>
-      <w:pPr>
-        <w:spacing w:after="0" w:line="240" w:lineRule="auto"/>
-        <w:rPr>
-          <w:rFonts w:ascii="树上的向日葵" w:eastAsia="树上的向日葵" w:hint="eastAsia"/>
-          <w:sz w:val="48"/>
-          <w:szCs w:val="48"/>
-        </w:rPr>
-      </w:pPr>
-      <w:r>
-        <w:rPr>
-          <w:rFonts w:ascii="树上的向日葵" w:eastAsia="树上的向日葵"/>
-          <w:sz w:val="48"/>
-          <w:szCs w:val="48"/>
-        </w:rPr>
-        <w:t>想念玉</w:t>
-      </w:r>
-      <w:proofErr w:type="gramStart"/>
-      <w:r>
-        <w:rPr>
-          <w:rFonts w:ascii="树上的向日葵" w:eastAsia="树上的向日葵"/>
-          <w:sz w:val="48"/>
-          <w:szCs w:val="48"/>
-        </w:rPr>
-        <w:t>玉</w:t>
-      </w:r>
-      <w:proofErr w:type="gramEnd"/>
-      <w:r>
-        <w:rPr>
-          <w:rFonts w:ascii="树上的向日葵" w:eastAsia="树上的向日葵"/>
-          <w:sz w:val="48"/>
-          <w:szCs w:val="48"/>
-        </w:rPr>
-        <w:t>……</w:t>
-      </w:r>
-      <w:proofErr w:type="gramStart"/>
-      <w:r>
-        <w:rPr>
-          <w:rFonts w:ascii="树上的向日葵" w:eastAsia="树上的向日葵"/>
-          <w:sz w:val="48"/>
-          <w:szCs w:val="48"/>
-        </w:rPr>
-        <w:t>…………………………………………………………</w:t>
-      </w:r>
-      <w:proofErr w:type="gramEnd"/>
-      <w:r>
-        <w:rPr>
-          <w:rFonts w:ascii="树上的向日葵" w:eastAsia="树上的向日葵" w:hint="eastAsia"/>
-          <w:sz w:val="48"/>
-          <w:szCs w:val="48"/>
-        </w:rPr>
-        <w:t>3</w:t>
-      </w:r>
-    </w:p>
-    <w:p>
-      <w:pPr>
-        <w:spacing w:after="0" w:line="240" w:lineRule="auto"/>
-        <w:rPr>
-          <w:rFonts w:ascii="树上的向日葵" w:eastAsia="树上的向日葵" w:hint="eastAsia"/>
-          <w:sz w:val="48"/>
-          <w:szCs w:val="48"/>
-        </w:rPr>
-      </w:pPr>
-      <w:r>
-        <w:rPr>
-          <w:rFonts w:ascii="树上的向日葵" w:eastAsia="树上的向日葵"/>
-          <w:sz w:val="48"/>
-          <w:szCs w:val="48"/>
-        </w:rPr>
-        <w:t>那一次，我学会了坚持</w:t>
-      </w:r>
-      <w:r>
-        <w:rPr>
-          <w:rFonts w:ascii="树上的向日葵" w:eastAsia="树上的向日葵"/>
-          <w:sz w:val="48"/>
-          <w:szCs w:val="48"/>
-        </w:rPr>
-        <w:t>……</w:t>
-      </w:r>
-      <w:proofErr w:type="gramStart"/>
-      <w:r>
-        <w:rPr>
-          <w:rFonts w:ascii="树上的向日葵" w:eastAsia="树上的向日葵"/>
-          <w:sz w:val="48"/>
-          <w:szCs w:val="48"/>
-        </w:rPr>
-        <w:t>…………………………………</w:t>
-      </w:r>
-      <w:proofErr w:type="gramEnd"/>
-      <w:r>
-        <w:rPr>
-          <w:rFonts w:ascii="树上的向日葵" w:eastAsia="树上的向日葵" w:hint="eastAsia"/>
-          <w:sz w:val="48"/>
-          <w:szCs w:val="48"/>
-        </w:rPr>
-        <w:t>4</w:t>
-      </w:r>
-    </w:p>
-    <w:p>
-      <w:pPr>
-        <w:spacing w:after="0" w:line="240" w:lineRule="auto"/>
-        <w:rPr>
-          <w:rFonts w:ascii="树上的向日葵" w:eastAsia="树上的向日葵" w:hint="eastAsia"/>
-          <w:sz w:val="48"/>
-          <w:szCs w:val="48"/>
-        </w:rPr>
-      </w:pPr>
-      <w:r>
-        <w:rPr>
-          <w:rFonts w:ascii="树上的向日葵" w:eastAsia="树上的向日葵"/>
-          <w:sz w:val="48"/>
-          <w:szCs w:val="48"/>
-        </w:rPr>
-        <w:t>我也在发光</w:t>
-      </w:r>
-      <w:r>
-        <w:rPr>
-          <w:rFonts w:ascii="树上的向日葵" w:eastAsia="树上的向日葵"/>
-          <w:sz w:val="48"/>
-          <w:szCs w:val="48"/>
-        </w:rPr>
-        <w:t>……</w:t>
-      </w:r>
-      <w:proofErr w:type="gramStart"/>
-      <w:r>
-        <w:rPr>
-          <w:rFonts w:ascii="树上的向日葵" w:eastAsia="树上的向日葵"/>
-          <w:sz w:val="48"/>
-          <w:szCs w:val="48"/>
-        </w:rPr>
-        <w:t>………………………………………………………</w:t>
-      </w:r>
-      <w:proofErr w:type="gramEnd"/>
-      <w:r>
-        <w:rPr>
-          <w:rFonts w:ascii="树上的向日葵" w:eastAsia="树上的向日葵" w:hint="eastAsia"/>
-          <w:sz w:val="48"/>
-          <w:szCs w:val="48"/>
-        </w:rPr>
-        <w:t>5</w:t>
-      </w:r>
-    </w:p>
-    <w:p>
-      <w:pPr>
-        <w:spacing w:after="0" w:line="240" w:lineRule="auto"/>
-        <w:rPr>
-          <w:rFonts w:ascii="树上的向日葵" w:eastAsia="树上的向日葵" w:hint="eastAsia"/>
-          <w:sz w:val="48"/>
-          <w:szCs w:val="48"/>
-        </w:rPr>
-      </w:pPr>
-      <w:r>
-        <w:rPr>
-          <w:rFonts w:ascii="树上的向日葵" w:eastAsia="树上的向日葵"/>
-          <w:sz w:val="48"/>
-          <w:szCs w:val="48"/>
-        </w:rPr>
-        <w:t>我的心愿</w:t>
-      </w:r>
-      <w:r>
-        <w:rPr>
-          <w:rFonts w:ascii="树上的向日葵" w:eastAsia="树上的向日葵"/>
-          <w:sz w:val="48"/>
-          <w:szCs w:val="48"/>
-        </w:rPr>
-        <w:t>……</w:t>
-      </w:r>
-      <w:proofErr w:type="gramStart"/>
-      <w:r>
-        <w:rPr>
-          <w:rFonts w:ascii="树上的向日葵" w:eastAsia="树上的向日葵"/>
-          <w:sz w:val="48"/>
-          <w:szCs w:val="48"/>
-        </w:rPr>
-        <w:t>…………………………………………………………</w:t>
-      </w:r>
-      <w:proofErr w:type="gramEnd"/>
-      <w:r>
-        <w:rPr>
-          <w:rFonts w:ascii="树上的向日葵" w:eastAsia="树上的向日葵" w:hint="eastAsia"/>
-          <w:sz w:val="48"/>
-          <w:szCs w:val="48"/>
-        </w:rPr>
-        <w:t>6</w:t>
-      </w:r>
-    </w:p>
-    <w:p>
-      <w:pPr>
-        <w:spacing w:after="0" w:line="240" w:lineRule="auto"/>
-        <w:rPr>
-          <w:rFonts w:ascii="树上的向日葵" w:eastAsia="树上的向日葵" w:hint="eastAsia"/>
-          <w:sz w:val="48"/>
-          <w:szCs w:val="48"/>
-        </w:rPr>
-      </w:pPr>
-      <w:r>
-        <w:rPr>
-          <w:rFonts w:ascii="树上的向日葵" w:eastAsia="树上的向日葵" w:hint="eastAsia"/>
-          <w:sz w:val="48"/>
-          <w:szCs w:val="48"/>
-        </w:rPr>
-        <w:t>秋</w:t>
-      </w:r>
-      <w:r>
-        <w:rPr>
-          <w:rFonts w:ascii="树上的向日葵" w:eastAsia="树上的向日葵"/>
-          <w:sz w:val="48"/>
-          <w:szCs w:val="48"/>
-        </w:rPr>
-        <w:t>……</w:t>
-      </w:r>
-      <w:proofErr w:type="gramStart"/>
-      <w:r>
-        <w:rPr>
-          <w:rFonts w:ascii="树上的向日葵" w:eastAsia="树上的向日葵"/>
-          <w:sz w:val="48"/>
-          <w:szCs w:val="48"/>
-        </w:rPr>
-        <w:t>……………………………………………………………………</w:t>
-      </w:r>
-      <w:proofErr w:type="gramEnd"/>
-      <w:r>
-        <w:rPr>
-          <w:rFonts w:ascii="树上的向日葵" w:eastAsia="树上的向日葵" w:hint="eastAsia"/>
-          <w:sz w:val="48"/>
-          <w:szCs w:val="48"/>
-        </w:rPr>
-        <w:t>7</w:t>
-      </w:r>
-    </w:p>
-    <w:p>
-      <w:pPr>
-        <w:spacing w:after="0" w:line="240" w:lineRule="auto"/>
-        <w:rPr>
-          <w:rFonts w:ascii="树上的向日葵" w:eastAsia="树上的向日葵" w:hint="eastAsia"/>
-          <w:sz w:val="48"/>
-          <w:szCs w:val="48"/>
-        </w:rPr>
-      </w:pPr>
-      <w:r>
-        <w:rPr>
-          <w:rFonts w:ascii="树上的向日葵" w:eastAsia="树上的向日葵"/>
-          <w:sz w:val="48"/>
-          <w:szCs w:val="48"/>
-        </w:rPr>
-        <w:t>那一次,我真愧疚</w:t>
-      </w:r>
-      <w:r>
-        <w:rPr>
-          <w:rFonts w:ascii="树上的向日葵" w:eastAsia="树上的向日葵"/>
-          <w:sz w:val="48"/>
-          <w:szCs w:val="48"/>
-        </w:rPr>
-        <w:t>……</w:t>
-      </w:r>
-      <w:proofErr w:type="gramStart"/>
-      <w:r>
-        <w:rPr>
-          <w:rFonts w:ascii="树上的向日葵" w:eastAsia="树上的向日葵"/>
-          <w:sz w:val="48"/>
-          <w:szCs w:val="48"/>
-        </w:rPr>
-        <w:t>……………………………………………</w:t>
-      </w:r>
-      <w:proofErr w:type="gramEnd"/>
-      <w:r>
-        <w:rPr>
-          <w:rFonts w:ascii="树上的向日葵" w:eastAsia="树上的向日葵" w:hint="eastAsia"/>
-          <w:sz w:val="48"/>
-          <w:szCs w:val="48"/>
-        </w:rPr>
-        <w:t>8</w:t>
-      </w:r>
-    </w:p>
-    <w:p>
-      <w:pPr>
-        <w:spacing w:after="0" w:line="240" w:lineRule="auto"/>
-        <w:rPr>
-          <w:rFonts w:ascii="树上的向日葵" w:eastAsia="树上的向日葵" w:hint="eastAsia"/>
-          <w:sz w:val="48"/>
-          <w:szCs w:val="48"/>
-        </w:rPr>
-      </w:pPr>
-      <w:r>
-        <w:rPr>
-          <w:rFonts w:ascii="树上的向日葵" w:eastAsia="树上的向日葵"/>
-          <w:sz w:val="48"/>
-          <w:szCs w:val="48"/>
-        </w:rPr>
-        <w:t>我的好朋友</w:t>
-      </w:r>
-      <w:r>
-        <w:rPr>
-          <w:rFonts w:ascii="树上的向日葵" w:eastAsia="树上的向日葵"/>
-          <w:sz w:val="48"/>
-          <w:szCs w:val="48"/>
-        </w:rPr>
-        <w:t>……</w:t>
-      </w:r>
-      <w:proofErr w:type="gramStart"/>
-      <w:r>
-        <w:rPr>
-          <w:rFonts w:ascii="树上的向日葵" w:eastAsia="树上的向日葵"/>
-          <w:sz w:val="48"/>
-          <w:szCs w:val="48"/>
-        </w:rPr>
-        <w:t>………………………………………………………</w:t>
-      </w:r>
-      <w:proofErr w:type="gramEnd"/>
-      <w:r>
-        <w:rPr>
-          <w:rFonts w:ascii="树上的向日葵" w:eastAsia="树上的向日葵" w:hint="eastAsia"/>
-          <w:sz w:val="48"/>
-          <w:szCs w:val="48"/>
-        </w:rPr>
-        <w:t>9</w:t>
-      </w:r>
-    </w:p>
-    <w:p>
-      <w:pPr>
-        <w:spacing w:after="0" w:line="240" w:lineRule="auto"/>
-        <w:rPr>
-          <w:rFonts w:ascii="树上的向日葵" w:eastAsia="树上的向日葵" w:hint="eastAsia"/>
-          <w:sz w:val="48"/>
-          <w:szCs w:val="48"/>
-        </w:rPr>
-      </w:pPr>
-      <w:r>
-        <w:rPr>
-          <w:rFonts w:ascii="树上的向日葵" w:eastAsia="树上的向日葵"/>
-          <w:sz w:val="48"/>
-          <w:szCs w:val="48"/>
-        </w:rPr>
-        <w:t>平凡的微光</w:t>
-      </w:r>
-      <w:r>
-        <w:rPr>
-          <w:rFonts w:ascii="树上的向日葵" w:eastAsia="树上的向日葵"/>
-          <w:sz w:val="48"/>
-          <w:szCs w:val="48"/>
-        </w:rPr>
-        <w:t>……</w:t>
-      </w:r>
-      <w:proofErr w:type="gramStart"/>
-      <w:r>
-        <w:rPr>
-          <w:rFonts w:ascii="树上的向日葵" w:eastAsia="树上的向日葵"/>
-          <w:sz w:val="48"/>
-          <w:szCs w:val="48"/>
-        </w:rPr>
-        <w:t>……………………………………………………</w:t>
-      </w:r>
-      <w:proofErr w:type="gramEnd"/>
-      <w:r>
-        <w:rPr>
-          <w:rFonts w:ascii="树上的向日葵" w:eastAsia="树上的向日葵" w:hint="eastAsia"/>
-          <w:sz w:val="48"/>
-          <w:szCs w:val="48"/>
-        </w:rPr>
-        <w:t>10</w:t>
-      </w:r>
-    </w:p>
-    <w:p>
-      <w:pPr>
-        <w:spacing w:after="0" w:line="240" w:lineRule="auto"/>
-        <w:rPr>
-          <w:rFonts w:ascii="树上的向日葵" w:eastAsia="树上的向日葵" w:hint="eastAsia"/>
-          <w:sz w:val="48"/>
-          <w:szCs w:val="48"/>
-        </w:rPr>
-      </w:pPr>
-      <w:r>
-        <w:rPr>
-          <w:rFonts w:ascii="树上的向日葵" w:eastAsia="树上的向日葵"/>
-          <w:sz w:val="48"/>
-          <w:szCs w:val="48"/>
-        </w:rPr>
-        <w:t>最温暖的守护</w:t>
-      </w:r>
-      <w:r>
-        <w:rPr>
-          <w:rFonts w:ascii="树上的向日葵" w:eastAsia="树上的向日葵"/>
-          <w:sz w:val="48"/>
-          <w:szCs w:val="48"/>
-        </w:rPr>
-        <w:t>……</w:t>
-      </w:r>
-      <w:proofErr w:type="gramStart"/>
-      <w:r>
-        <w:rPr>
-          <w:rFonts w:ascii="树上的向日葵" w:eastAsia="树上的向日葵"/>
-          <w:sz w:val="48"/>
-          <w:szCs w:val="48"/>
-        </w:rPr>
-        <w:t>…………………………………………………</w:t>
-      </w:r>
-      <w:proofErr w:type="gramEnd"/>
-      <w:r>
-        <w:rPr>
-          <w:rFonts w:ascii="树上的向日葵" w:eastAsia="树上的向日葵" w:hint="eastAsia"/>
-          <w:sz w:val="48"/>
-          <w:szCs w:val="48"/>
-        </w:rPr>
-        <w:t>11</w:t>
-      </w:r>
-    </w:p>
-    <w:p>
-      <w:pPr>
-        <w:spacing w:after="0" w:line="240" w:lineRule="auto"/>
-        <w:rPr>
-          <w:rFonts w:ascii="树上的向日葵" w:eastAsia="树上的向日葵" w:hint="eastAsia"/>
-          <w:sz w:val="48"/>
-          <w:szCs w:val="48"/>
-        </w:rPr>
-      </w:pPr>
-      <w:r>
-        <w:rPr>
-          <w:rFonts w:ascii="树上的向日葵" w:eastAsia="树上的向日葵"/>
-          <w:sz w:val="48"/>
-          <w:szCs w:val="48"/>
-        </w:rPr>
-        <w:t>谢谢你，小清</w:t>
-      </w:r>
-      <w:r>
-        <w:rPr>
-          <w:rFonts w:ascii="树上的向日葵" w:eastAsia="树上的向日葵"/>
-          <w:sz w:val="48"/>
-          <w:szCs w:val="48"/>
-        </w:rPr>
-        <w:t>……</w:t>
-      </w:r>
-      <w:proofErr w:type="gramStart"/>
-      <w:r>
-        <w:rPr>
-          <w:rFonts w:ascii="树上的向日葵" w:eastAsia="树上的向日葵"/>
-          <w:sz w:val="48"/>
-          <w:szCs w:val="48"/>
-        </w:rPr>
-        <w:t>…………………………………………………</w:t>
-      </w:r>
-      <w:proofErr w:type="gramEnd"/>
-      <w:r>
-        <w:rPr>
-          <w:rFonts w:ascii="树上的向日葵" w:eastAsia="树上的向日葵" w:hint="eastAsia"/>
-          <w:sz w:val="48"/>
-          <w:szCs w:val="48"/>
-        </w:rPr>
-        <w:t>12</w:t>
-      </w:r>
-    </w:p>
-    <w:p>
-      <w:pPr>
-        <w:spacing w:after="0" w:line="240" w:lineRule="auto"/>
-        <w:rPr>
-          <w:rFonts w:ascii="树上的向日葵" w:eastAsia="树上的向日葵" w:hint="eastAsia"/>
-          <w:sz w:val="48"/>
-          <w:szCs w:val="48"/>
-        </w:rPr>
-      </w:pPr>
-      <w:r>
-        <w:rPr>
-          <w:rFonts w:ascii="树上的向日葵" w:eastAsia="树上的向日葵"/>
-          <w:sz w:val="48"/>
-          <w:szCs w:val="48"/>
-        </w:rPr>
-        <w:t>心中的光</w:t>
-      </w:r>
-      <w:r>
-        <w:rPr>
-          <w:rFonts w:ascii="树上的向日葵" w:eastAsia="树上的向日葵"/>
-          <w:sz w:val="48"/>
-          <w:szCs w:val="48"/>
-        </w:rPr>
-        <w:t>……</w:t>
-      </w:r>
-      <w:proofErr w:type="gramStart"/>
-      <w:r>
-        <w:rPr>
-          <w:rFonts w:ascii="树上的向日葵" w:eastAsia="树上的向日葵"/>
-          <w:sz w:val="48"/>
-          <w:szCs w:val="48"/>
-        </w:rPr>
-        <w:t>…………………………………………………………</w:t>
-      </w:r>
-      <w:proofErr w:type="gramEnd"/>
-      <w:r>
-        <w:rPr>
-          <w:rFonts w:ascii="树上的向日葵" w:eastAsia="树上的向日葵" w:hint="eastAsia"/>
-          <w:sz w:val="48"/>
-          <w:szCs w:val="48"/>
-        </w:rPr>
-        <w:t>13</w:t>
       </w:r>
     </w:p>
     <w:sectPr>
